--- a/src/contracts/templates/contrat-travail.docx
+++ b/src/contracts/templates/contrat-travail.docx
@@ -2371,6 +2371,66 @@
           <w:sz w:val="24"/>
           <w:szCs w:val="24"/>
         </w:rPr>
+      </w:r>
+      <w:r>
+        <w:rPr>
+          <w:rFonts w:ascii="Bookman Old Style" w:hAnsi="Bookman Old Style" w:cs="Arial"/>
+          <w:sz w:val="24"/>
+          <w:szCs w:val="24"/>
+        </w:rPr>
+      </w:r>
+    </w:p>
+    <w:p>
+      <w:pPr>
+        <w:pStyle w:val="Paragraphedeliste"/>
+        <w:numPr>
+          <w:ilvl w:val="0"/>
+          <w:numId w:val="3"/>
+        </w:numPr>
+        <w:jc w:val="both"/>
+        <w:rPr>
+          <w:rFonts w:ascii="Bookman Old Style" w:hAnsi="Bookman Old Style" w:cs="Arial"/>
+          <w:sz w:val="24"/>
+          <w:szCs w:val="24"/>
+        </w:rPr>
+      </w:pPr>
+      <w:r>
+        <w:rPr>
+          <w:rFonts w:ascii="Bookman Old Style" w:hAnsi="Bookman Old Style" w:cs="Arial"/>
+          <w:sz w:val="24"/>
+          <w:szCs w:val="24"/>
+        </w:rPr>
+        <w:t>{#taxes}{label}                                                        {montant}</w:t>
+      </w:r>
+      <w:r>
+        <w:rPr>
+          <w:rFonts w:ascii="Bookman Old Style" w:hAnsi="Bookman Old Style" w:cs="Arial"/>
+          <w:sz w:val="24"/>
+          <w:szCs w:val="24"/>
+        </w:rPr>
+      </w:r>
+    </w:p>
+    <w:p>
+      <w:pPr>
+        <w:pStyle w:val="Paragraphedeliste"/>
+        <w:numPr>
+          <w:ilvl w:val="0"/>
+          <w:numId w:val="3"/>
+        </w:numPr>
+        <w:jc w:val="both"/>
+        <w:rPr>
+          <w:rFonts w:ascii="Bookman Old Style" w:hAnsi="Bookman Old Style" w:cs="Arial"/>
+          <w:sz w:val="24"/>
+          <w:szCs w:val="24"/>
+        </w:rPr>
+      </w:pPr>
+      <w:r>
+        <w:rPr>
+          <w:rFonts w:ascii="Bookman Old Style" w:hAnsi="Bookman Old Style" w:cs="Arial"/>
+          <w:sz w:val="24"/>
+          <w:szCs w:val="24"/>
+        </w:rPr>
+        <w:t>{/taxes}</w:t>
       </w:r>
       <w:r>
         <w:rPr>
